--- a/Manuals/00_Portuguese_Brazil/03_Guia_de_Otimizacao_WFO_White_Rabbit_X.docx
+++ b/Manuals/00_Portuguese_Brazil/03_Guia_de_Otimizacao_WFO_White_Rabbit_X.docx
@@ -613,6 +613,84 @@
         <w:rPr>
           <w:color w:val="1E3A5F"/>
         </w:rPr>
+        <w:t>Modo de modelagem: use ticks reais</w:t>
+      </w:r>
+    </w:p>
+    <w:p>
+      <w:r>
+        <w:t>Na aba Settings do Strategy Tester, campo Modeling:</w:t>
+      </w:r>
+    </w:p>
+    <w:p>
+      <w:r>
+        <w:t>` Every tick based on real ticks   &lt;- use este OHLC 1 minute                    &lt;- apenas 01_SLTP e 02_SLTP_ORGANIC `</w:t>
+      </w:r>
+    </w:p>
+    <w:p>
+      <w:r>
+        <w:t>Isto nao e preferencia. Medindo o mesmo set nos dois modos ao longo de tres anos, o modo OHLC subestimou a perda em 3,3x nos sistemas com trailing e em 23x no grid — sempre para o lado otimista. Apenas SL/TP fixo ficou dentro de 3%.</w:t>
+      </w:r>
+    </w:p>
+    <w:p>
+      <w:r>
+        <w:t>A causa e estrutural: trailing e grid dependem de quando o preco tocou cada nivel dentro da barra. O modo OHLC interpola isso a partir de quatro precos por minuto e suaviza justamente as excursoes adversas que teriam encerrado a posicao. Otimizar trailing sobre barras interpoladas seleciona parametros que sobreviveram a um caminho de preco que nao existiu.</w:t>
+      </w:r>
+    </w:p>
+    <w:p>
+      <w:r>
+        <w:t>Ticks reais custam cerca de 20x mais tempo por passe. Vale: e a diferenca entre um resultado e um numero.</w:t>
+      </w:r>
+    </w:p>
+    <w:p>
+      <w:pPr>
+        <w:pStyle w:val="Heading3"/>
+      </w:pPr>
+      <w:r>
+        <w:rPr>
+          <w:color w:val="1E3A5F"/>
+        </w:rPr>
+        <w:t>Se precisar economizar tempo, economize no lugar certo</w:t>
+      </w:r>
+    </w:p>
+    <w:p>
+      <w:r>
+        <w:t>Os sinais sao avaliados no FECHAMENTO da barra, entao escolher indicador, metodo ou timeframe da o mesmo instante de entrada nos dois modos. Ja stop, alvo e trailing dependem do caminho intrabar.</w:t>
+      </w:r>
+    </w:p>
+    <w:p>
+      <w:r>
+        <w:t>Entao use cada modelo onde ele e confiavel: OHLC para reduzir as chaves (indicador, metodo, timeframe, periodos) e ticks reais para a geometria de saida. Com o sinal travado o espaco de busca cai ordens de magnitude, e os ticks reais deixam de ser proibitivos.</w:t>
+      </w:r>
+    </w:p>
+    <w:p>
+      <w:pPr>
+        <w:pStyle w:val="Heading2"/>
+      </w:pPr>
+      <w:r>
+        <w:rPr>
+          <w:color w:val="1E3A5F"/>
+        </w:rPr>
+        <w:t>Fixed-R para pesquisar, percentual para operar</w:t>
+      </w:r>
+    </w:p>
+    <w:p>
+      <w:r>
+        <w:t>Otimize em Fixed-R: com o capital-base congelado, os passes ficam comparaveis entre si e entre simbolos. +40R no ouro e +40R no EURUSD significam a mesma coisa, enquanto "+3.200 USD" nao significa nada sem saber o lote e o saldo.</w:t>
+      </w:r>
+    </w:p>
+    <w:p>
+      <w:r>
+        <w:t>Ao vivo, o modo Percentagem costuma fazer mais sentido: ele acompanha a conta, compoe quando ela cresce e reduz a exposicao quando ela encolhe — protecao que o R fixo nao da, porque ignora o saldo corrente de proposito. Os dois modos reportam em R, entao o historico continua legivel depois da troca.</w:t>
+      </w:r>
+    </w:p>
+    <w:p>
+      <w:pPr>
+        <w:pStyle w:val="Heading2"/>
+      </w:pPr>
+      <w:r>
+        <w:rPr>
+          <w:color w:val="1E3A5F"/>
+        </w:rPr>
         <w:t>Aviso de risco</w:t>
       </w:r>
     </w:p>

--- a/Manuals/00_Portuguese_Brazil/03_Guia_de_Otimizacao_WFO_White_Rabbit_X.docx
+++ b/Manuals/00_Portuguese_Brazil/03_Guia_de_Otimizacao_WFO_White_Rabbit_X.docx
@@ -110,7 +110,7 @@
         <w:pStyle w:val="ListBullet"/>
       </w:pPr>
       <w:r>
-        <w:t>Comece pelas pastas 01–05: carregue o baseline do ativo e teste BUY e SELL separadamente.</w:t>
+        <w:t>Navegue por classe e ativo: cada ativo traz os 11 tipos de sistema (01_SLTP a 11_SIGNAL_ONLY), um set por lado (BUY/SELL; BOTH no grid unificado) e duas variantes de entrada — MULTI disputa os indicadores 0–10 num eixo só e ICHIMOKU tem arquivo próprio.</w:t>
       </w:r>
     </w:p>
     <w:p>
@@ -118,7 +118,7 @@
         <w:pStyle w:val="ListBullet"/>
       </w:pPr>
       <w:r>
-        <w:t>Use a pasta 06 para pesquisa controlada de um único eixo; não misture mudanças antes de medir o efeito.</w:t>
+        <w:t>A fase 1 é descoberta de regiões: rode o genético com o set como está — entradas completas (indicador, método, timeframe, applied price, períodos), saídas do sistema e chaves de filtro, tudo de uma vez.</w:t>
       </w:r>
     </w:p>
     <w:p>
@@ -126,7 +126,7 @@
         <w:pStyle w:val="ListBullet"/>
       </w:pPr>
       <w:r>
-        <w:t>Use a pasta 07 para comparar indicador, método de entrada e arquétipo de gestão.</w:t>
+        <w:t>Das rodadas seguintes em diante, trave (Y→N) os inputs de escrita — enums e booleanos — decididos na fase anterior e deixe abertos só os numéricos; o ajuste de cada filtro só entra se a chave sobreviveu ligada.</w:t>
       </w:r>
     </w:p>
     <w:p>
@@ -134,7 +134,7 @@
         <w:pStyle w:val="ListBullet"/>
       </w:pPr>
       <w:r>
-        <w:t>Use a pasta 08 para empilhar filtros; confirme que ainda existe amostra estatística suficiente.</w:t>
+        <w:t>O filtro ATR de entrada (EntradaATR) existe apenas nos sistemas de grid; nos demais permanece desligado por construção.</w:t>
       </w:r>
     </w:p>
     <w:p>
@@ -142,7 +142,7 @@
         <w:pStyle w:val="ListBullet"/>
       </w:pPr>
       <w:r>
-        <w:t>Use a pasta 09 para comparar motores de risco apenas em combinações declaradas como compatíveis.</w:t>
+        <w:t>Valide o vencedor em ticks reais: decidem a divergência contra o OHLC e a retenção out-of-sample, nunca o lucro in-sample.</w:t>
       </w:r>
     </w:p>
     <w:p>
@@ -150,7 +150,7 @@
         <w:pStyle w:val="ListBullet"/>
       </w:pPr>
       <w:r>
-        <w:t>Use a pasta 10 para testar saídas sobre uma entrada já congelada.</w:t>
+        <w:t>Depois do tick real, troque o dimensionamento para Percentagem e rode de novo: só promova se passar também — e é nesse modo que o set deve operar.</w:t>
       </w:r>
     </w:p>
     <w:p>
@@ -684,6 +684,11 @@
       </w:r>
     </w:p>
     <w:p>
+      <w:r>
+        <w:t>Por isso o circuito so grava um set aprovado depois de repetir o passe final em Percentagem: se o resultado nao se sustenta sob juros compostos, ele nao estava pronto — e o set validado ja sai gravado nesse modo.</w:t>
+      </w:r>
+    </w:p>
+    <w:p>
       <w:pPr>
         <w:pStyle w:val="Heading2"/>
       </w:pPr>
